--- a/doc/Legacy Test Fixture Documentation/Project Notes/M1-3200 bootstrap Serial terminal.docx
+++ b/doc/Legacy Test Fixture Documentation/Project Notes/M1-3200 bootstrap Serial terminal.docx
@@ -13,7 +13,7 @@
     <w:p/>
     <w:p>
       <w:r>
-        <w:t>M1-3200 board runs Linux operating system. The Linux operating system is programmed into the board when board passes basic voltage, gpio, and memory tests. To perform these tests a bootstrap firmware is required. The bootstrap FW is programmed into the CPU static RAM (not SDRAM). To program bootstrap firmware the board shall be placed into the DFU mode with bootstrap jumpers and then STM32 programming utility is used to program the bootstrap firmware into RAM over USB link and execute it.</w:t>
+        <w:t>M1-3200 board runs Linux operating system. The Linux operating system is programmed into the board when board passes basic voltage, GPO, and memory tests. To perform these tests a bootstrap firmware is required. The bootstrap FW is programmed into the CPU static RAM (not SDRAM). To program bootstrap firmware the board shall be placed into the RFU mode with bootstrap jumpers and then STM32 programming utility is used to program the bootstrap firmware into RAM over USB link and execute it.</w:t>
       </w:r>
     </w:p>
     <w:p>
@@ -38,13 +38,13 @@
         <w:t xml:space="preserve"> board</w:t>
       </w:r>
       <w:r>
-        <w:t xml:space="preserve"> shall be connected to the PC over USB capable to do ST DFU and also Rs232  to 3.3V cable is required.</w:t>
+        <w:t xml:space="preserve"> shall be connected to the PC over USB capable to do ST RFU and also Rs232  to 3.3V cable is required.</w:t>
       </w:r>
       <w:r>
         <w:t xml:space="preserve"> Please use </w:t>
       </w:r>
       <w:r>
-        <w:t>DTech FTDI USB to TTL Serial 3.3V Adapter Cable 6 Pin 0.1 inch Pitch Female Socket Header UART IC FT232RL Chip Windows 11 10 8 7 Linux (6ft, Black)</w:t>
+        <w:t>Tech TDI USB to TTL Serial 3.3V Adapter Cable 6 Pin 0.1 inch Pitch Female Socket Header UART IC FT232RL Chip Windows 11 10 8 7 Linux (6ft, Black)</w:t>
       </w:r>
     </w:p>
     <w:p>
@@ -186,7 +186,7 @@
         <w:t xml:space="preserve"> </w:t>
       </w:r>
       <w:r>
-        <w:t xml:space="preserve">Wait until command is done. On success M1-3200 LEDs will interblink </w:t>
+        <w:t xml:space="preserve">Wait until command is done. On success M1-3200 LEDs will interlink </w:t>
       </w:r>
       <w:r>
         <w:t>like</w:t>
@@ -315,7 +315,7 @@
     <w:p/>
     <w:p>
       <w:r>
-        <w:t>To exit picocom press keys: Ctrl + A + X</w:t>
+        <w:t>To exit picoohm press keys: Ctrl + A + X</w:t>
       </w:r>
     </w:p>
     <w:p/>
@@ -836,10 +836,10 @@
         <w:t xml:space="preserve">To read/write </w:t>
       </w:r>
       <w:r>
-        <w:t xml:space="preserve">GPIO you need to know </w:t>
-      </w:r>
-      <w:r>
-        <w:t xml:space="preserve">GPIO port and pin </w:t>
+        <w:t xml:space="preserve">GPO you need to know </w:t>
+      </w:r>
+      <w:r>
+        <w:t xml:space="preserve">GPO port and pin </w:t>
       </w:r>
       <w:r>
         <w:t>value</w:t>
@@ -856,7 +856,7 @@
     </w:p>
     <w:p>
       <w:r>
-        <w:t>Before GPIO can be used the GPIO needs to be configured for Input or Output.</w:t>
+        <w:t>Before GPO can be used the GPO needs to be configured for Input or Output.</w:t>
       </w:r>
     </w:p>
     <w:p>
@@ -901,7 +901,7 @@
         <w:pStyle w:val="ListParagraph"/>
       </w:pPr>
       <w:r>
-        <w:t xml:space="preserve">M1-3200: confgpio a </w:t>
+        <w:t xml:space="preserve">M1-3200: confusion an </w:t>
       </w:r>
       <w:r>
         <w:t xml:space="preserve">11 </w:t>
@@ -962,7 +962,7 @@
         <w:t>s</w:t>
       </w:r>
       <w:r>
-        <w:t>etgpio a 11 1</w:t>
+        <w:t>etgpio an 11 1</w:t>
       </w:r>
     </w:p>
     <w:p>
@@ -972,7 +972,7 @@
     </w:p>
     <w:p>
       <w:r>
-        <w:t xml:space="preserve">Below are copy of FW defined pins. Not all pins are defined by a FW. For example aioS? pins are ribbon cable pins for the blades I2C address select. Also, there are pins for the ribbon cable I@C pins. If you need other CPU pins please look into the schematics. </w:t>
+        <w:t xml:space="preserve">Below are copy of FW defined pins. Not all pins are defined by a FW. For example AIDS? Pins are ribbon cable pins for the blades I2C address select. Also, there are pins for the ribbon cable I@C pins. If you need other CPU pins please look into the schematics. </w:t>
       </w:r>
     </w:p>
     <w:p/>
@@ -998,7 +998,7 @@
           <w:szCs w:val="21"/>
           <w14:ligatures w14:val="none"/>
         </w:rPr>
-        <w:t>const</w:t>
+        <w:t>Coast</w:t>
       </w:r>
       <w:r>
         <w:rPr>
@@ -1915,7 +1915,7 @@
           <w:szCs w:val="21"/>
           <w14:ligatures w14:val="none"/>
         </w:rPr>
-        <w:t>'aioNrst'</w:t>
+        <w:t>'amongst'</w:t>
       </w:r>
       <w:r>
         <w:rPr>
@@ -2122,7 +2122,7 @@
           <w:szCs w:val="21"/>
           <w14:ligatures w14:val="none"/>
         </w:rPr>
-        <w:t>const</w:t>
+        <w:t>Coast</w:t>
       </w:r>
       <w:r>
         <w:rPr>
@@ -2235,7 +2235,7 @@
           <w:szCs w:val="21"/>
           <w14:ligatures w14:val="none"/>
         </w:rPr>
-        <w:t>'sda'</w:t>
+        <w:t>'SDA'</w:t>
       </w:r>
       <w:r>
         <w:rPr>
@@ -2436,7 +2436,7 @@
           <w:szCs w:val="21"/>
           <w14:ligatures w14:val="none"/>
         </w:rPr>
-        <w:t>'scl'</w:t>
+        <w:t>'SCL'</w:t>
       </w:r>
       <w:r>
         <w:rPr>
@@ -2643,7 +2643,7 @@
           <w:szCs w:val="21"/>
           <w14:ligatures w14:val="none"/>
         </w:rPr>
-        <w:t>const</w:t>
+        <w:t>Coast</w:t>
       </w:r>
       <w:r>
         <w:rPr>
@@ -2756,7 +2756,7 @@
           <w:szCs w:val="21"/>
           <w14:ligatures w14:val="none"/>
         </w:rPr>
-        <w:t>'sda'</w:t>
+        <w:t>'SDA'</w:t>
       </w:r>
       <w:r>
         <w:rPr>
@@ -2957,7 +2957,7 @@
           <w:szCs w:val="21"/>
           <w14:ligatures w14:val="none"/>
         </w:rPr>
-        <w:t>'scl'</w:t>
+        <w:t>'SCL'</w:t>
       </w:r>
       <w:r>
         <w:rPr>
